--- a/JMST/Paper 1/scratch_docx/Paper1_JMST_build.docx
+++ b/JMST/Paper 1/scratch_docx/Paper1_JMST_build.docx
@@ -15,7 +15,7 @@
           <w:sz w:val="26"/>
           <w:szCs w:val="26"/>
         </w:rPr>
-        <w:t xml:space="preserve">ẢNH HƯỞNG CỦA PHƯƠNG PHÁP XÁC ĐỊNH ĐIỂM NGÀM CỌC ĐẾN CHIỀU DÀI TÍNH TOÁN VÀ ĐÁP ỨNG KẾT CẤU BẾN CẢNG TRÊN NỀN CỌC: NGHIÊN CỨU SỐ BẰNG MÔ HÌNH SAP2000 3D</w:t>
+        <w:t xml:space="preserve">ẢNH HƯỞNG CỦA PHƯƠNG PHÁP XÁC ĐỊNH ĐIỂM NGÀM CỌC ĐẾN CHIỀU DÀI TÍNH TOÁN VÀ ĐÁP ỨNG KẾT CẤU CẦU TÀU: NGHIÊN CỨU SỐ BẰNG MÔ HÌNH SAP2000 3D</w:t>
       </w:r>
     </w:p>
     <w:p>
@@ -150,7 +150,7 @@
                 <w:sz w:val="20"/>
                 <w:szCs w:val="20"/>
               </w:rPr>
-              <w:t xml:space="preserve">Cọc bến cảng trên nền cọc thường được mô hình hóa bằng một điểm ngàm tương đương thay cho tương tác đất–cọc thực tế; vị trí điểm ngàm quyết định chiều dài tính toán, ảnh hưởng độ cứng và nội lực toàn hệ, nhưng mức khác biệt giữa các phương pháp truyền vào đáp ứng kết cấu thực tế đến đâu chưa được lượng hóa. Bài báo trình bày thí nghiệm số kiểm soát trên mô hình SAP2000 3D của một phân đoạn tiêu chuẩn (~75 m) bến 100.000 DWT, Lạch Huyện, gồm 192 cọc: 178 cọc đổi điểm ngàm theo bốn phương pháp (22TCN 207-92; 20TCN21-86/TCXD 205-1998; TCVN 10304:2014; Nhật Bản), 14 cọc giữ nguyên làm nhóm kiểm soát; hình học, vật liệu, tải trọng không đổi giữa các mô hình. </w:t>
+              <w:t xml:space="preserve">Cọc cầu tàu thường được mô hình hóa bằng một điểm ngàm tương đương thay cho tương tác đất–cọc thực tế; vị trí điểm ngàm quyết định chiều dài tính toán, ảnh hưởng độ cứng và nội lực toàn hệ, nhưng mức khác biệt giữa các phương pháp truyền vào đáp ứng kết cấu thực tế đến đâu chưa được lượng hóa. Bài báo trình bày thí nghiệm số kiểm soát trên mô hình SAP2000 3D của một phân đoạn tiêu chuẩn (~75 m) cầu tàu 100.000 DWT, Lạch Huyện, gồm 192 cọc: 178 cọc đổi điểm ngàm theo bốn phương pháp (22TCN 207-92; 20TCN21-86/TCXD 205-1998; TCVN 10304:2014; Nhật Bản), 14 cọc giữ nguyên làm nhóm kiểm soát; hình học, vật liệu, tải trọng không đổi giữa các mô hình. </w:t>
             </w:r>
             <w:r>
               <w:rPr>
@@ -243,7 +243,7 @@
                 <w:sz w:val="20"/>
                 <w:szCs w:val="20"/>
               </w:rPr>
-              <w:t xml:space="preserve"> = 86,3% cho mô men, 199,4% cho lực cắt lớn nhất), tập trung tại một số cọc biên do tái phân bố lực qua dầm/bản đỉnh bến. Lực cắt cực trị cọc nhạy nhất, chuyển vị toàn hệ ít nhạy nhất — cung cấp cơ sở định lượng lựa chọn giả thiết điểm ngàm khi mô hình hóa bến cảng.</w:t>
+              <w:t xml:space="preserve"> = 86,3% cho mô men, 199,4% cho lực cắt lớn nhất), tập trung tại một số cọc biên do tái phân bố lực qua dầm/bản đỉnh bến. Lực cắt cực trị cọc nhạy nhất, chuyển vị toàn hệ ít nhạy nhất — cung cấp cơ sở định lượng lựa chọn giả thiết điểm ngàm khi mô hình hóa cầu tàu.</w:t>
             </w:r>
           </w:p>
           <w:p>
@@ -270,7 +270,7 @@
                 <w:sz w:val="20"/>
                 <w:szCs w:val="20"/>
               </w:rPr>
-              <w:t xml:space="preserve">bến cảng trên nền cọc, điểm ngàm tương đương của cọc, chiều dài tính toán, tương tác cọc–đất, độ nhạy kết cấu, SAP2000, nghiên cứu số.</w:t>
+              <w:t xml:space="preserve">cầu tàu, điểm ngàm tương đương của cọc, chiều dài tính toán, tương tác cọc–đất, độ nhạy kết cấu, SAP2000, nghiên cứu số.</w:t>
             </w:r>
           </w:p>
           <w:p>
@@ -461,7 +461,7 @@
           <w:sz w:val="20"/>
           <w:szCs w:val="20"/>
         </w:rPr>
-        <w:t xml:space="preserve">Bến cảng trên nền cọc là kết cấu phổ biến tại các cảng nước sâu, trong đó hệ dầm–bản đỉnh bến truyền tải trọng khai thác, tải trọng tàu và tải trọng môi trường xuống nền qua hệ cọc; cọc bến cảng chịu đồng thời tải đứng, tải ngang và mô men lớn (neo tàu, va tàu, cần trục, sóng/dòng chảy/gió), nên ứng xử ngang của cọc phụ thuộc rất lớn vào điều kiện liên kết cọc–đất, đặc biệt ở vùng địa chất yếu như cửa sông, cửa biển. Mô phỏng đầy đủ tương tác đất–cọc phi tuyến (lò xo p–y phân bố) làm tăng đáng kể độ phức tạp mô hình 3D; cách tiếp cận thực dụng, phổ biến trong thiết kế là thay thế toàn bộ ảnh hưởng của nền bằng một </w:t>
+        <w:t xml:space="preserve">Cầu tàu là kết cấu phổ biến tại các cảng nước sâu, trong đó hệ dầm–bản đỉnh bến truyền tải trọng khai thác, tải trọng tàu và tải trọng môi trường xuống nền qua hệ cọc; cọc cầu tàu chịu đồng thời tải đứng, tải ngang và mô men lớn (neo tàu, va tàu, cần trục, sóng/dòng chảy/gió), nên ứng xử ngang của cọc phụ thuộc rất lớn vào điều kiện liên kết cọc–đất, đặc biệt ở vùng địa chất yếu như cửa sông, cửa biển. Mô phỏng đầy đủ tương tác đất–cọc phi tuyến (lò xo p–y phân bố) làm tăng đáng kể độ phức tạp mô hình 3D; cách tiếp cận thực dụng, phổ biến trong thiết kế là thay thế toàn bộ ảnh hưởng của nền bằng một </w:t>
       </w:r>
       <w:r>
         <w:rPr>
@@ -639,7 +639,7 @@
           <w:sz w:val="20"/>
           <w:szCs w:val="20"/>
         </w:rPr>
-        <w:t xml:space="preserve">) khác nhau cho cùng một cọc, cùng điều kiện địa chất. Tuy nhiên, mức khác biệt đó thực sự truyền vào đáp ứng kết cấu (chuyển vị, nội lực cọc) của một bến cảng 3D thực tế đến đâu vẫn chưa được lượng hóa có kiểm soát — các nghiên cứu hiện có thường trình bày hoặc so sánh công thức một cách độc lập, không đặt trong một mô hình kết cấu thống nhất để đánh giá ảnh hưởng thực tế đến đáp ứng công trình. Đây là khoảng trống nghiên cứu mà bài báo giải quyết: </w:t>
+        <w:t xml:space="preserve">) khác nhau cho cùng một cọc, cùng điều kiện địa chất. Tuy nhiên, mức khác biệt đó thực sự truyền vào đáp ứng kết cấu (chuyển vị, nội lực cọc) của một cầu tàu 3D thực tế đến đâu vẫn chưa được lượng hóa có kiểm soát — các nghiên cứu hiện có thường trình bày hoặc so sánh công thức một cách độc lập, không đặt trong một mô hình kết cấu thống nhất để đánh giá ảnh hưởng thực tế đến đáp ứng công trình. Đây là khoảng trống nghiên cứu mà bài báo giải quyết: </w:t>
       </w:r>
       <w:r>
         <w:rPr>
@@ -649,7 +649,7 @@
           <w:sz w:val="20"/>
           <w:szCs w:val="20"/>
         </w:rPr>
-        <w:t xml:space="preserve">các phương pháp xác định điểm ngàm có thể cho giá trị khác nhau, nhưng cần lượng hóa có kiểm soát xem sự khác biệt đó có thực sự tạo ra sai khác đáng kể trong đáp ứng của một hệ bến cảng 3D thực tế hay không.</w:t>
+        <w:t xml:space="preserve">các phương pháp xác định điểm ngàm có thể cho giá trị khác nhau, nhưng cần lượng hóa có kiểm soát xem sự khác biệt đó có thực sự tạo ra sai khác đáng kể trong đáp ứng của một hệ cầu tàu 3D thực tế hay không.</w:t>
       </w:r>
     </w:p>
     <w:p>
@@ -1066,7 +1066,7 @@
           <w:sz w:val="20"/>
           <w:szCs w:val="20"/>
         </w:rPr>
-        <w:t xml:space="preserve"> trên một mô hình bến cảng 3D thực tế.</w:t>
+        <w:t xml:space="preserve"> trên một mô hình cầu tàu 3D thực tế.</w:t>
       </w:r>
     </w:p>
     <w:p>
@@ -1081,7 +1081,7 @@
           <w:sz w:val="20"/>
           <w:szCs w:val="20"/>
         </w:rPr>
-        <w:t xml:space="preserve">Đóng góp chính của bài báo là xây dựng một thí nghiệm số có kiểm soát trên mô hình bến cảng 3D thực tế — trong đó chỉ duy nhất giả thiết điểm ngàm thay đổi, tách riêng khỏi ảnh hưởng hình học/tải trọng thường bị trộn lẫn trong các so sánh trước đây — để so sánh thống nhất bốn phương pháp phổ biến trong cùng một mô hình và định lượng chuỗi nhân quả, cung cấp cơ sở định lượng cho việc lựa chọn giả thiết điểm ngàm khi mô hình hóa bến cảng trên nền cọc. Phạm vi bài báo giới hạn ở việc lượng hóa độ nhạy này; bài báo không đề xuất phương pháp xác định điểm ngàm mới, không thực hiện tối ưu hóa kết cấu, và không mở rộng sang phân tích tương tác đất–cọc phi tuyến kiểu p–y. Do không có số liệu quan trắc biến dạng/nội lực thực tế của công trình để hiệu chỉnh hoặc kiểm chứng, nghiên cứu không sử dụng kết quả của bất kỳ phương pháp nào — kể cả mô hình gốc — làm nghiệm chuẩn; mục tiêu duy nhất là lượng hóa mức độ ảnh hưởng của lựa chọn giả thiết điểm ngàm đến đáp ứng kết cấu.</w:t>
+        <w:t xml:space="preserve">Đóng góp chính của bài báo là xây dựng một thí nghiệm số có kiểm soát trên mô hình cầu tàu 3D thực tế — trong đó chỉ duy nhất giả thiết điểm ngàm thay đổi, tách riêng khỏi ảnh hưởng hình học/tải trọng thường bị trộn lẫn trong các so sánh trước đây — để so sánh thống nhất bốn phương pháp phổ biến trong cùng một mô hình và định lượng chuỗi nhân quả, cung cấp cơ sở định lượng cho việc lựa chọn giả thiết điểm ngàm khi mô hình hóa cầu tàu. Phạm vi bài báo giới hạn ở việc lượng hóa độ nhạy này; bài báo không đề xuất phương pháp xác định điểm ngàm mới, không thực hiện tối ưu hóa kết cấu, và không mở rộng sang phân tích tương tác đất–cọc phi tuyến kiểu p–y. Do không có số liệu quan trắc biến dạng/nội lực thực tế của công trình để hiệu chỉnh hoặc kiểm chứng, nghiên cứu không sử dụng kết quả của bất kỳ phương pháp nào — kể cả mô hình gốc — làm nghiệm chuẩn; mục tiêu duy nhất là lượng hóa mức độ ảnh hưởng của lựa chọn giả thiết điểm ngàm đến đáp ứng kết cấu.</w:t>
       </w:r>
     </w:p>
     <w:p>
@@ -1271,8 +1271,8 @@
         </w:tblBorders>
       </w:tblPr>
       <w:tblGrid>
-        <w:gridCol w:w="4030"/>
-        <w:gridCol w:w="4870"/>
+        <w:gridCol w:w="4076"/>
+        <w:gridCol w:w="4824"/>
       </w:tblGrid>
       <w:tr>
         <w:trPr>
@@ -1280,7 +1280,7 @@
         </w:trPr>
         <w:tc>
           <w:tcPr>
-            <w:tcW w:type="dxa" w:w="4030"/>
+            <w:tcW w:type="dxa" w:w="4076"/>
             <w:tcBorders>
               <w:top w:val="single" w:color="000000" w:sz="4"/>
               <w:left w:val="single" w:color="000000" w:sz="4"/>
@@ -1315,7 +1315,7 @@
         </w:tc>
         <w:tc>
           <w:tcPr>
-            <w:tcW w:type="dxa" w:w="4870"/>
+            <w:tcW w:type="dxa" w:w="4824"/>
             <w:tcBorders>
               <w:top w:val="single" w:color="000000" w:sz="4"/>
               <w:left w:val="single" w:color="000000" w:sz="4"/>
@@ -1352,7 +1352,7 @@
       <w:tr>
         <w:tc>
           <w:tcPr>
-            <w:tcW w:type="dxa" w:w="4030"/>
+            <w:tcW w:type="dxa" w:w="4076"/>
             <w:tcBorders>
               <w:top w:val="single" w:color="000000" w:sz="4"/>
               <w:left w:val="single" w:color="000000" w:sz="4"/>
@@ -1386,7 +1386,7 @@
         </w:tc>
         <w:tc>
           <w:tcPr>
-            <w:tcW w:type="dxa" w:w="4870"/>
+            <w:tcW w:type="dxa" w:w="4824"/>
             <w:tcBorders>
               <w:top w:val="single" w:color="000000" w:sz="4"/>
               <w:left w:val="single" w:color="000000" w:sz="4"/>
@@ -1422,7 +1422,7 @@
       <w:tr>
         <w:tc>
           <w:tcPr>
-            <w:tcW w:type="dxa" w:w="4030"/>
+            <w:tcW w:type="dxa" w:w="4076"/>
             <w:tcBorders>
               <w:top w:val="single" w:color="000000" w:sz="4"/>
               <w:left w:val="single" w:color="000000" w:sz="4"/>
@@ -1456,7 +1456,7 @@
         </w:tc>
         <w:tc>
           <w:tcPr>
-            <w:tcW w:type="dxa" w:w="4870"/>
+            <w:tcW w:type="dxa" w:w="4824"/>
             <w:tcBorders>
               <w:top w:val="single" w:color="000000" w:sz="4"/>
               <w:left w:val="single" w:color="000000" w:sz="4"/>
@@ -1492,7 +1492,7 @@
       <w:tr>
         <w:tc>
           <w:tcPr>
-            <w:tcW w:type="dxa" w:w="4030"/>
+            <w:tcW w:type="dxa" w:w="4076"/>
             <w:tcBorders>
               <w:top w:val="single" w:color="000000" w:sz="4"/>
               <w:left w:val="single" w:color="000000" w:sz="4"/>
@@ -1526,7 +1526,7 @@
         </w:tc>
         <w:tc>
           <w:tcPr>
-            <w:tcW w:type="dxa" w:w="4870"/>
+            <w:tcW w:type="dxa" w:w="4824"/>
             <w:tcBorders>
               <w:top w:val="single" w:color="000000" w:sz="4"/>
               <w:left w:val="single" w:color="000000" w:sz="4"/>
@@ -1562,7 +1562,7 @@
       <w:tr>
         <w:tc>
           <w:tcPr>
-            <w:tcW w:type="dxa" w:w="4030"/>
+            <w:tcW w:type="dxa" w:w="4076"/>
             <w:tcBorders>
               <w:top w:val="single" w:color="000000" w:sz="4"/>
               <w:left w:val="single" w:color="000000" w:sz="4"/>
@@ -1596,7 +1596,7 @@
         </w:tc>
         <w:tc>
           <w:tcPr>
-            <w:tcW w:type="dxa" w:w="4870"/>
+            <w:tcW w:type="dxa" w:w="4824"/>
             <w:tcBorders>
               <w:top w:val="single" w:color="000000" w:sz="4"/>
               <w:left w:val="single" w:color="000000" w:sz="4"/>
@@ -1632,7 +1632,7 @@
       <w:tr>
         <w:tc>
           <w:tcPr>
-            <w:tcW w:type="dxa" w:w="4030"/>
+            <w:tcW w:type="dxa" w:w="4076"/>
             <w:tcBorders>
               <w:top w:val="single" w:color="000000" w:sz="4"/>
               <w:left w:val="single" w:color="000000" w:sz="4"/>
@@ -1666,7 +1666,7 @@
         </w:tc>
         <w:tc>
           <w:tcPr>
-            <w:tcW w:type="dxa" w:w="4870"/>
+            <w:tcW w:type="dxa" w:w="4824"/>
             <w:tcBorders>
               <w:top w:val="single" w:color="000000" w:sz="4"/>
               <w:left w:val="single" w:color="000000" w:sz="4"/>
@@ -1702,7 +1702,7 @@
       <w:tr>
         <w:tc>
           <w:tcPr>
-            <w:tcW w:type="dxa" w:w="4030"/>
+            <w:tcW w:type="dxa" w:w="4076"/>
             <w:tcBorders>
               <w:top w:val="single" w:color="000000" w:sz="4"/>
               <w:left w:val="single" w:color="000000" w:sz="4"/>
@@ -1736,7 +1736,7 @@
         </w:tc>
         <w:tc>
           <w:tcPr>
-            <w:tcW w:type="dxa" w:w="4870"/>
+            <w:tcW w:type="dxa" w:w="4824"/>
             <w:tcBorders>
               <w:top w:val="single" w:color="000000" w:sz="4"/>
               <w:left w:val="single" w:color="000000" w:sz="4"/>
@@ -1772,7 +1772,7 @@
       <w:tr>
         <w:tc>
           <w:tcPr>
-            <w:tcW w:type="dxa" w:w="4030"/>
+            <w:tcW w:type="dxa" w:w="4076"/>
             <w:tcBorders>
               <w:top w:val="single" w:color="000000" w:sz="4"/>
               <w:left w:val="single" w:color="000000" w:sz="4"/>
@@ -1800,13 +1800,13 @@
                 <w:sz w:val="18"/>
                 <w:szCs w:val="18"/>
               </w:rPr>
-              <w:t xml:space="preserve">Số cọc thuộc nhóm khảo sát điểm ngàm (treatment)</w:t>
-            </w:r>
-          </w:p>
-        </w:tc>
-        <w:tc>
-          <w:tcPr>
-            <w:tcW w:type="dxa" w:w="4870"/>
+              <w:t xml:space="preserve">Số cọc thuộc nhóm khảo sát điểm ngàm</w:t>
+            </w:r>
+          </w:p>
+        </w:tc>
+        <w:tc>
+          <w:tcPr>
+            <w:tcW w:type="dxa" w:w="4824"/>
             <w:tcBorders>
               <w:top w:val="single" w:color="000000" w:sz="4"/>
               <w:left w:val="single" w:color="000000" w:sz="4"/>
@@ -1842,7 +1842,7 @@
       <w:tr>
         <w:tc>
           <w:tcPr>
-            <w:tcW w:type="dxa" w:w="4030"/>
+            <w:tcW w:type="dxa" w:w="4076"/>
             <w:tcBorders>
               <w:top w:val="single" w:color="000000" w:sz="4"/>
               <w:left w:val="single" w:color="000000" w:sz="4"/>
@@ -1870,13 +1870,13 @@
                 <w:sz w:val="18"/>
                 <w:szCs w:val="18"/>
               </w:rPr>
-              <w:t xml:space="preserve">Số cọc giữ nguyên điều kiện biên (control)</w:t>
-            </w:r>
-          </w:p>
-        </w:tc>
-        <w:tc>
-          <w:tcPr>
-            <w:tcW w:type="dxa" w:w="4870"/>
+              <w:t xml:space="preserve">Số cọc giữ nguyên điều kiện biên (nhóm kiểm soát)</w:t>
+            </w:r>
+          </w:p>
+        </w:tc>
+        <w:tc>
+          <w:tcPr>
+            <w:tcW w:type="dxa" w:w="4824"/>
             <w:tcBorders>
               <w:top w:val="single" w:color="000000" w:sz="4"/>
               <w:left w:val="single" w:color="000000" w:sz="4"/>
@@ -1912,7 +1912,7 @@
       <w:tr>
         <w:tc>
           <w:tcPr>
-            <w:tcW w:type="dxa" w:w="4030"/>
+            <w:tcW w:type="dxa" w:w="4076"/>
             <w:tcBorders>
               <w:top w:val="single" w:color="000000" w:sz="4"/>
               <w:left w:val="single" w:color="000000" w:sz="4"/>
@@ -1946,7 +1946,7 @@
         </w:tc>
         <w:tc>
           <w:tcPr>
-            <w:tcW w:type="dxa" w:w="4870"/>
+            <w:tcW w:type="dxa" w:w="4824"/>
             <w:tcBorders>
               <w:top w:val="single" w:color="000000" w:sz="4"/>
               <w:left w:val="single" w:color="000000" w:sz="4"/>
@@ -1982,7 +1982,7 @@
       <w:tr>
         <w:tc>
           <w:tcPr>
-            <w:tcW w:type="dxa" w:w="4030"/>
+            <w:tcW w:type="dxa" w:w="4076"/>
             <w:tcBorders>
               <w:top w:val="single" w:color="000000" w:sz="4"/>
               <w:left w:val="single" w:color="000000" w:sz="4"/>
@@ -2016,7 +2016,7 @@
         </w:tc>
         <w:tc>
           <w:tcPr>
-            <w:tcW w:type="dxa" w:w="4870"/>
+            <w:tcW w:type="dxa" w:w="4824"/>
             <w:tcBorders>
               <w:top w:val="single" w:color="000000" w:sz="4"/>
               <w:left w:val="single" w:color="000000" w:sz="4"/>
@@ -2052,7 +2052,7 @@
       <w:tr>
         <w:tc>
           <w:tcPr>
-            <w:tcW w:type="dxa" w:w="4030"/>
+            <w:tcW w:type="dxa" w:w="4076"/>
             <w:tcBorders>
               <w:top w:val="single" w:color="000000" w:sz="4"/>
               <w:left w:val="single" w:color="000000" w:sz="4"/>
@@ -2086,7 +2086,7 @@
         </w:tc>
         <w:tc>
           <w:tcPr>
-            <w:tcW w:type="dxa" w:w="4870"/>
+            <w:tcW w:type="dxa" w:w="4824"/>
             <w:tcBorders>
               <w:top w:val="single" w:color="000000" w:sz="4"/>
               <w:left w:val="single" w:color="000000" w:sz="4"/>
@@ -2122,7 +2122,7 @@
       <w:tr>
         <w:tc>
           <w:tcPr>
-            <w:tcW w:type="dxa" w:w="4030"/>
+            <w:tcW w:type="dxa" w:w="4076"/>
             <w:tcBorders>
               <w:top w:val="single" w:color="000000" w:sz="4"/>
               <w:left w:val="single" w:color="000000" w:sz="4"/>
@@ -2156,7 +2156,7 @@
         </w:tc>
         <w:tc>
           <w:tcPr>
-            <w:tcW w:type="dxa" w:w="4870"/>
+            <w:tcW w:type="dxa" w:w="4824"/>
             <w:tcBorders>
               <w:top w:val="single" w:color="000000" w:sz="4"/>
               <w:left w:val="single" w:color="000000" w:sz="4"/>
@@ -2192,7 +2192,7 @@
       <w:tr>
         <w:tc>
           <w:tcPr>
-            <w:tcW w:type="dxa" w:w="4030"/>
+            <w:tcW w:type="dxa" w:w="4076"/>
             <w:tcBorders>
               <w:top w:val="single" w:color="000000" w:sz="4"/>
               <w:left w:val="single" w:color="000000" w:sz="4"/>
@@ -2226,7 +2226,7 @@
         </w:tc>
         <w:tc>
           <w:tcPr>
-            <w:tcW w:type="dxa" w:w="4870"/>
+            <w:tcW w:type="dxa" w:w="4824"/>
             <w:tcBorders>
               <w:top w:val="single" w:color="000000" w:sz="4"/>
               <w:left w:val="single" w:color="000000" w:sz="4"/>
@@ -2262,7 +2262,7 @@
       <w:tr>
         <w:tc>
           <w:tcPr>
-            <w:tcW w:type="dxa" w:w="4030"/>
+            <w:tcW w:type="dxa" w:w="4076"/>
             <w:tcBorders>
               <w:top w:val="single" w:color="000000" w:sz="4"/>
               <w:left w:val="single" w:color="000000" w:sz="4"/>
@@ -2296,7 +2296,7 @@
         </w:tc>
         <w:tc>
           <w:tcPr>
-            <w:tcW w:type="dxa" w:w="4870"/>
+            <w:tcW w:type="dxa" w:w="4824"/>
             <w:tcBorders>
               <w:top w:val="single" w:color="000000" w:sz="4"/>
               <w:left w:val="single" w:color="000000" w:sz="4"/>
@@ -2332,7 +2332,7 @@
       <w:tr>
         <w:tc>
           <w:tcPr>
-            <w:tcW w:type="dxa" w:w="4030"/>
+            <w:tcW w:type="dxa" w:w="4076"/>
             <w:tcBorders>
               <w:top w:val="single" w:color="000000" w:sz="4"/>
               <w:left w:val="single" w:color="000000" w:sz="4"/>
@@ -2366,7 +2366,7 @@
         </w:tc>
         <w:tc>
           <w:tcPr>
-            <w:tcW w:type="dxa" w:w="4870"/>
+            <w:tcW w:type="dxa" w:w="4824"/>
             <w:tcBorders>
               <w:top w:val="single" w:color="000000" w:sz="4"/>
               <w:left w:val="single" w:color="000000" w:sz="4"/>
@@ -2501,7 +2501,7 @@
           <w:sz w:val="20"/>
           <w:szCs w:val="20"/>
         </w:rPr>
-        <w:t xml:space="preserve">, phương local </w:t>
+        <w:t xml:space="preserve">, phương trục địa phương </w:t>
       </w:r>
       <w:r>
         <w:rPr>
@@ -2519,7 +2519,7 @@
           <w:sz w:val="20"/>
           <w:szCs w:val="20"/>
         </w:rPr>
-        <w:t xml:space="preserve">) trong mô hình gốc — đây là nhóm cọc treatment, dùng để khảo sát ảnh hưởng của phương pháp xác định điểm ngàm. 14 chân cọc thép còn lại được ngàm cứng, tương ứng vị trí khoan sâu vào lớp đá gốc; nhóm này giữ nguyên điều kiện biên trong cả bốn mô hình sensitivity, đóng vai trò nhóm kiểm soát để đảm bảo khác biệt quan sát được chỉ đến từ nhóm cọc treatment.</w:t>
+        <w:t xml:space="preserve">) trong mô hình gốc — đây là nhóm cọc khảo sát, dùng để khảo sát ảnh hưởng của phương pháp xác định điểm ngàm. 14 chân cọc thép còn lại được ngàm cứng, tương ứng vị trí khoan sâu vào lớp đá gốc; nhóm này giữ nguyên điều kiện biên trong cả bốn mô hình độ nhạy, đóng vai trò nhóm kiểm soát để đảm bảo khác biệt quan sát được chỉ đến từ nhóm cọc khảo sát.</w:t>
       </w:r>
     </w:p>
     <w:p>
@@ -2571,7 +2571,7 @@
           <w:sz w:val="20"/>
           <w:szCs w:val="20"/>
         </w:rPr>
-        <w:t xml:space="preserve">, không mapping riêng theo từng cọc, để chỉ phương pháp xác định điểm ngàm là biến thay đổi duy nhất giữa bốn mô hình. Bảng 2 trình bày các lớp đất chính, trích từ hồ sơ khảo sát địa chất của dự án (38 lỗ khoan).</w:t>
+        <w:t xml:space="preserve">, không xác định riêng theo từng cọc, để chỉ phương pháp xác định điểm ngàm là biến thay đổi duy nhất giữa bốn mô hình. Bảng 2 trình bày các lớp đất chính, trích từ hồ sơ khảo sát địa chất của dự án (38 lỗ khoan).</w:t>
       </w:r>
     </w:p>
     <w:p>
@@ -4496,15 +4496,15 @@
           <w:sz w:val="20"/>
           <w:szCs w:val="20"/>
         </w:rPr>
-        <w:t xml:space="preserve">Case 4</w:t>
-      </w:r>
-      <w:r>
-        <w:rPr>
-          <w:rFonts w:ascii="Times New Roman" w:cs="Times New Roman" w:eastAsia="Times New Roman" w:hAnsi="Times New Roman"/>
-          <w:sz w:val="20"/>
-          <w:szCs w:val="20"/>
-        </w:rPr>
-        <w:t xml:space="preserve"> của M1 (lực hướng vào bờ) vô nghĩa toán học cho toàn bộ 178 cọc — không phải lỗi tính, mà là giới hạn áp dụng thực sự của công thức với tổ hợp góc mái dốc/góc ma sát trong của công trình này; Case 4 bị loại khỏi tập case bất lợi, </w:t>
+        <w:t xml:space="preserve">Trường hợp 4</w:t>
+      </w:r>
+      <w:r>
+        <w:rPr>
+          <w:rFonts w:ascii="Times New Roman" w:cs="Times New Roman" w:eastAsia="Times New Roman" w:hAnsi="Times New Roman"/>
+          <w:sz w:val="20"/>
+          <w:szCs w:val="20"/>
+        </w:rPr>
+        <w:t xml:space="preserve"> của M1 (lực hướng vào bờ) vô nghĩa toán học cho toàn bộ 178 cọc — không phải lỗi tính, mà là giới hạn áp dụng thực sự của công thức với tổ hợp góc mái dốc/góc ma sát trong của công trình này; Trường hợp 4 bị loại khỏi tập trường hợp bất lợi, </w:t>
       </w:r>
       <w:r>
         <w:rPr>
@@ -4562,7 +4562,7 @@
           <w:sz w:val="20"/>
           <w:szCs w:val="20"/>
         </w:rPr>
-        <w:t xml:space="preserve"> theo M1 chỉ lấy governing giữa Case 1 và Case 2.</w:t>
+        <w:t xml:space="preserve"> theo M1 chỉ lấy giá trị chi phối giữa Trường hợp 1 và Trường hợp 2.</w:t>
       </w:r>
     </w:p>
     <w:p>
@@ -4596,7 +4596,7 @@
           <w:sz w:val="20"/>
           <w:szCs w:val="20"/>
         </w:rPr>
-        <w:t xml:space="preserve">Mô hình gốc gồm 11 load pattern và 36 tổ hợp tải trọng, cùng tổ hợp bao </w:t>
+        <w:t xml:space="preserve">Mô hình gốc gồm 11 trường hợp tải trọng và 36 tổ hợp tải trọng, cùng tổ hợp bao </w:t>
       </w:r>
       <w:r>
         <w:rPr>
@@ -4650,7 +4650,7 @@
           <w:sz w:val="20"/>
           <w:szCs w:val="20"/>
         </w:rPr>
-        <w:t xml:space="preserve">). Toàn bộ tải trọng giữ nguyên, không đổi giữa bốn mô hình sensitivity. </w:t>
+        <w:t xml:space="preserve">). Toàn bộ tải trọng giữ nguyên, không đổi giữa bốn mô hình độ nhạy. </w:t>
       </w:r>
       <w:r>
         <w:rPr>
@@ -4740,7 +4740,7 @@
           <w:sz w:val="20"/>
           <w:szCs w:val="20"/>
         </w:rPr>
-        <w:t xml:space="preserve"> được chọn làm tổ hợp chi phối cho toàn bộ thí nghiệm sensitivity, với hai trạng thái Max/Min cho cả hai phương X, Y.</w:t>
+        <w:t xml:space="preserve"> được chọn làm tổ hợp chi phối cho toàn bộ thí nghiệm độ nhạy, với hai trạng thái Max/Min cho cả hai phương X, Y.</w:t>
       </w:r>
     </w:p>
     <w:p>
@@ -7422,7 +7422,7 @@
           <w:sz w:val="22"/>
           <w:szCs w:val="22"/>
         </w:rPr>
-        <w:t xml:space="preserve">3.2. M1 — quy tắc chọn Case</w:t>
+        <w:t xml:space="preserve">3.2. M1 — quy tắc chọn trường hợp tính toán</w:t>
       </w:r>
     </w:p>
     <w:p>
@@ -7585,7 +7585,7 @@
           <w:sz w:val="20"/>
           <w:szCs w:val="20"/>
         </w:rPr>
-        <w:t xml:space="preserve"> là tổ hợp bao không đồng thời, Case được chọn theo </w:t>
+        <w:t xml:space="preserve"> là tổ hợp bao không đồng thời, trường hợp tính toán được chọn theo </w:t>
       </w:r>
       <w:r>
         <w:rPr>
@@ -7632,7 +7632,7 @@
           <w:sz w:val="20"/>
           <w:szCs w:val="20"/>
         </w:rPr>
-        <w:t xml:space="preserve"> bất lợi nhất (governing) làm giá trị chính thức.</w:t>
+        <w:t xml:space="preserve"> bất lợi nhất làm giá trị chính thức.</w:t>
       </w:r>
     </w:p>
     <w:p>
@@ -7964,7 +7964,7 @@
           <w:sz w:val="20"/>
           <w:szCs w:val="20"/>
         </w:rPr>
-        <w:t xml:space="preserve">Từ mô hình gốc (MASTER — kế thừa nguyên trạng điều kiện biên của hồ sơ thiết kế, không phải một nghiệm chuẩn đã kiểm chứng bằng quan trắc hay mô hình đất–cọc phi tuyến đầy đủ), bốn định nghĩa điểm ngàm (M1/M2/M3/M6) được áp dụng riêng cho 178 cọc khảo sát để tạo bốn mô hình sensitivity. Mọi yếu tố khác giữ nguyên tuyệt đối. MASTER chỉ đóng vai trò mô hình tham chiếu để đánh giá mức thay đổi khi thay điểm ngàm, không dùng để kết luận phương pháp nào chính xác hơn.</w:t>
+        <w:t xml:space="preserve">Từ mô hình gốc (MASTER — kế thừa nguyên trạng điều kiện biên của hồ sơ thiết kế, không phải một nghiệm chuẩn đã kiểm chứng bằng quan trắc hay mô hình đất–cọc phi tuyến đầy đủ), bốn định nghĩa điểm ngàm (M1/M2/M3/M6) được áp dụng riêng cho 178 cọc khảo sát để tạo bốn mô hình độ nhạy. Mọi yếu tố khác giữ nguyên tuyệt đối. MASTER chỉ đóng vai trò mô hình tham chiếu để đánh giá mức thay đổi khi thay điểm ngàm, không dùng để kết luận phương pháp nào chính xác hơn.</w:t>
       </w:r>
     </w:p>
     <w:p>
@@ -8018,11 +8018,11 @@
         </w:tblBorders>
       </w:tblPr>
       <w:tblGrid>
-        <w:gridCol w:w="614"/>
-        <w:gridCol w:w="2660"/>
-        <w:gridCol w:w="1330"/>
-        <w:gridCol w:w="1125"/>
-        <w:gridCol w:w="3171"/>
+        <w:gridCol w:w="670"/>
+        <w:gridCol w:w="2871"/>
+        <w:gridCol w:w="1148"/>
+        <w:gridCol w:w="1244"/>
+        <w:gridCol w:w="2967"/>
       </w:tblGrid>
       <w:tr>
         <w:trPr>
@@ -8030,7 +8030,7 @@
         </w:trPr>
         <w:tc>
           <w:tcPr>
-            <w:tcW w:type="dxa" w:w="614"/>
+            <w:tcW w:type="dxa" w:w="670"/>
             <w:tcBorders>
               <w:top w:val="single" w:color="000000" w:sz="4"/>
               <w:left w:val="single" w:color="000000" w:sz="4"/>
@@ -8059,13 +8059,13 @@
                 <w:sz w:val="18"/>
                 <w:szCs w:val="18"/>
               </w:rPr>
-              <w:t xml:space="preserve">Model</w:t>
-            </w:r>
-          </w:p>
-        </w:tc>
-        <w:tc>
-          <w:tcPr>
-            <w:tcW w:type="dxa" w:w="2660"/>
+              <w:t xml:space="preserve">Mô hình</w:t>
+            </w:r>
+          </w:p>
+        </w:tc>
+        <w:tc>
+          <w:tcPr>
+            <w:tcW w:type="dxa" w:w="2871"/>
             <w:tcBorders>
               <w:top w:val="single" w:color="000000" w:sz="4"/>
               <w:left w:val="single" w:color="000000" w:sz="4"/>
@@ -8094,13 +8094,13 @@
                 <w:sz w:val="18"/>
                 <w:szCs w:val="18"/>
               </w:rPr>
-              <w:t xml:space="preserve">Phương pháp fixity</w:t>
-            </w:r>
-          </w:p>
-        </w:tc>
-        <w:tc>
-          <w:tcPr>
-            <w:tcW w:type="dxa" w:w="1330"/>
+              <w:t xml:space="preserve">Phương pháp xác định điểm ngàm</w:t>
+            </w:r>
+          </w:p>
+        </w:tc>
+        <w:tc>
+          <w:tcPr>
+            <w:tcW w:type="dxa" w:w="1148"/>
             <w:tcBorders>
               <w:top w:val="single" w:color="000000" w:sz="4"/>
               <w:left w:val="single" w:color="000000" w:sz="4"/>
@@ -8129,13 +8129,13 @@
                 <w:sz w:val="18"/>
                 <w:szCs w:val="18"/>
               </w:rPr>
-              <w:t xml:space="preserve">Cọc treatment</w:t>
-            </w:r>
-          </w:p>
-        </w:tc>
-        <w:tc>
-          <w:tcPr>
-            <w:tcW w:type="dxa" w:w="1125"/>
+              <w:t xml:space="preserve">Cọc khảo sát</w:t>
+            </w:r>
+          </w:p>
+        </w:tc>
+        <w:tc>
+          <w:tcPr>
+            <w:tcW w:type="dxa" w:w="1244"/>
             <w:tcBorders>
               <w:top w:val="single" w:color="000000" w:sz="4"/>
               <w:left w:val="single" w:color="000000" w:sz="4"/>
@@ -8164,13 +8164,13 @@
                 <w:sz w:val="18"/>
                 <w:szCs w:val="18"/>
               </w:rPr>
-              <w:t xml:space="preserve">Cọc control</w:t>
-            </w:r>
-          </w:p>
-        </w:tc>
-        <w:tc>
-          <w:tcPr>
-            <w:tcW w:type="dxa" w:w="3171"/>
+              <w:t xml:space="preserve">Cọc kiểm soát</w:t>
+            </w:r>
+          </w:p>
+        </w:tc>
+        <w:tc>
+          <w:tcPr>
+            <w:tcW w:type="dxa" w:w="2967"/>
             <w:tcBorders>
               <w:top w:val="single" w:color="000000" w:sz="4"/>
               <w:left w:val="single" w:color="000000" w:sz="4"/>
@@ -8207,7 +8207,7 @@
       <w:tr>
         <w:tc>
           <w:tcPr>
-            <w:tcW w:type="dxa" w:w="614"/>
+            <w:tcW w:type="dxa" w:w="670"/>
             <w:tcBorders>
               <w:top w:val="single" w:color="000000" w:sz="4"/>
               <w:left w:val="single" w:color="000000" w:sz="4"/>
@@ -8241,7 +8241,7 @@
         </w:tc>
         <w:tc>
           <w:tcPr>
-            <w:tcW w:type="dxa" w:w="2660"/>
+            <w:tcW w:type="dxa" w:w="2871"/>
             <w:tcBorders>
               <w:top w:val="single" w:color="000000" w:sz="4"/>
               <w:left w:val="single" w:color="000000" w:sz="4"/>
@@ -8275,7 +8275,7 @@
         </w:tc>
         <w:tc>
           <w:tcPr>
-            <w:tcW w:type="dxa" w:w="1330"/>
+            <w:tcW w:type="dxa" w:w="1148"/>
             <w:tcBorders>
               <w:top w:val="single" w:color="000000" w:sz="4"/>
               <w:left w:val="single" w:color="000000" w:sz="4"/>
@@ -8309,7 +8309,7 @@
         </w:tc>
         <w:tc>
           <w:tcPr>
-            <w:tcW w:type="dxa" w:w="1125"/>
+            <w:tcW w:type="dxa" w:w="1244"/>
             <w:tcBorders>
               <w:top w:val="single" w:color="000000" w:sz="4"/>
               <w:left w:val="single" w:color="000000" w:sz="4"/>
@@ -8343,7 +8343,7 @@
         </w:tc>
         <w:tc>
           <w:tcPr>
-            <w:tcW w:type="dxa" w:w="3171"/>
+            <w:tcW w:type="dxa" w:w="2967"/>
             <w:tcBorders>
               <w:top w:val="single" w:color="000000" w:sz="4"/>
               <w:left w:val="single" w:color="000000" w:sz="4"/>
@@ -8379,7 +8379,7 @@
       <w:tr>
         <w:tc>
           <w:tcPr>
-            <w:tcW w:type="dxa" w:w="614"/>
+            <w:tcW w:type="dxa" w:w="670"/>
             <w:tcBorders>
               <w:top w:val="single" w:color="000000" w:sz="4"/>
               <w:left w:val="single" w:color="000000" w:sz="4"/>
@@ -8413,7 +8413,7 @@
         </w:tc>
         <w:tc>
           <w:tcPr>
-            <w:tcW w:type="dxa" w:w="2660"/>
+            <w:tcW w:type="dxa" w:w="2871"/>
             <w:tcBorders>
               <w:top w:val="single" w:color="000000" w:sz="4"/>
               <w:left w:val="single" w:color="000000" w:sz="4"/>
@@ -8447,7 +8447,7 @@
         </w:tc>
         <w:tc>
           <w:tcPr>
-            <w:tcW w:type="dxa" w:w="1330"/>
+            <w:tcW w:type="dxa" w:w="1148"/>
             <w:tcBorders>
               <w:top w:val="single" w:color="000000" w:sz="4"/>
               <w:left w:val="single" w:color="000000" w:sz="4"/>
@@ -8481,7 +8481,7 @@
         </w:tc>
         <w:tc>
           <w:tcPr>
-            <w:tcW w:type="dxa" w:w="1125"/>
+            <w:tcW w:type="dxa" w:w="1244"/>
             <w:tcBorders>
               <w:top w:val="single" w:color="000000" w:sz="4"/>
               <w:left w:val="single" w:color="000000" w:sz="4"/>
@@ -8515,7 +8515,7 @@
         </w:tc>
         <w:tc>
           <w:tcPr>
-            <w:tcW w:type="dxa" w:w="3171"/>
+            <w:tcW w:type="dxa" w:w="2967"/>
             <w:tcBorders>
               <w:top w:val="single" w:color="000000" w:sz="4"/>
               <w:left w:val="single" w:color="000000" w:sz="4"/>
@@ -8551,7 +8551,7 @@
       <w:tr>
         <w:tc>
           <w:tcPr>
-            <w:tcW w:type="dxa" w:w="614"/>
+            <w:tcW w:type="dxa" w:w="670"/>
             <w:tcBorders>
               <w:top w:val="single" w:color="000000" w:sz="4"/>
               <w:left w:val="single" w:color="000000" w:sz="4"/>
@@ -8585,7 +8585,7 @@
         </w:tc>
         <w:tc>
           <w:tcPr>
-            <w:tcW w:type="dxa" w:w="2660"/>
+            <w:tcW w:type="dxa" w:w="2871"/>
             <w:tcBorders>
               <w:top w:val="single" w:color="000000" w:sz="4"/>
               <w:left w:val="single" w:color="000000" w:sz="4"/>
@@ -8619,7 +8619,7 @@
         </w:tc>
         <w:tc>
           <w:tcPr>
-            <w:tcW w:type="dxa" w:w="1330"/>
+            <w:tcW w:type="dxa" w:w="1148"/>
             <w:tcBorders>
               <w:top w:val="single" w:color="000000" w:sz="4"/>
               <w:left w:val="single" w:color="000000" w:sz="4"/>
@@ -8653,7 +8653,7 @@
         </w:tc>
         <w:tc>
           <w:tcPr>
-            <w:tcW w:type="dxa" w:w="1125"/>
+            <w:tcW w:type="dxa" w:w="1244"/>
             <w:tcBorders>
               <w:top w:val="single" w:color="000000" w:sz="4"/>
               <w:left w:val="single" w:color="000000" w:sz="4"/>
@@ -8687,7 +8687,7 @@
         </w:tc>
         <w:tc>
           <w:tcPr>
-            <w:tcW w:type="dxa" w:w="3171"/>
+            <w:tcW w:type="dxa" w:w="2967"/>
             <w:tcBorders>
               <w:top w:val="single" w:color="000000" w:sz="4"/>
               <w:left w:val="single" w:color="000000" w:sz="4"/>
@@ -8723,7 +8723,7 @@
       <w:tr>
         <w:tc>
           <w:tcPr>
-            <w:tcW w:type="dxa" w:w="614"/>
+            <w:tcW w:type="dxa" w:w="670"/>
             <w:tcBorders>
               <w:top w:val="single" w:color="000000" w:sz="4"/>
               <w:left w:val="single" w:color="000000" w:sz="4"/>
@@ -8757,7 +8757,7 @@
         </w:tc>
         <w:tc>
           <w:tcPr>
-            <w:tcW w:type="dxa" w:w="2660"/>
+            <w:tcW w:type="dxa" w:w="2871"/>
             <w:tcBorders>
               <w:top w:val="single" w:color="000000" w:sz="4"/>
               <w:left w:val="single" w:color="000000" w:sz="4"/>
@@ -8791,7 +8791,7 @@
         </w:tc>
         <w:tc>
           <w:tcPr>
-            <w:tcW w:type="dxa" w:w="1330"/>
+            <w:tcW w:type="dxa" w:w="1148"/>
             <w:tcBorders>
               <w:top w:val="single" w:color="000000" w:sz="4"/>
               <w:left w:val="single" w:color="000000" w:sz="4"/>
@@ -8825,7 +8825,7 @@
         </w:tc>
         <w:tc>
           <w:tcPr>
-            <w:tcW w:type="dxa" w:w="1125"/>
+            <w:tcW w:type="dxa" w:w="1244"/>
             <w:tcBorders>
               <w:top w:val="single" w:color="000000" w:sz="4"/>
               <w:left w:val="single" w:color="000000" w:sz="4"/>
@@ -8859,7 +8859,7 @@
         </w:tc>
         <w:tc>
           <w:tcPr>
-            <w:tcW w:type="dxa" w:w="3171"/>
+            <w:tcW w:type="dxa" w:w="2967"/>
             <w:tcBorders>
               <w:top w:val="single" w:color="000000" w:sz="4"/>
               <w:left w:val="single" w:color="000000" w:sz="4"/>
@@ -8895,7 +8895,7 @@
       <w:tr>
         <w:tc>
           <w:tcPr>
-            <w:tcW w:type="dxa" w:w="614"/>
+            <w:tcW w:type="dxa" w:w="670"/>
             <w:tcBorders>
               <w:top w:val="single" w:color="000000" w:sz="4"/>
               <w:left w:val="single" w:color="000000" w:sz="4"/>
@@ -8929,7 +8929,7 @@
         </w:tc>
         <w:tc>
           <w:tcPr>
-            <w:tcW w:type="dxa" w:w="2660"/>
+            <w:tcW w:type="dxa" w:w="2871"/>
             <w:tcBorders>
               <w:top w:val="single" w:color="000000" w:sz="4"/>
               <w:left w:val="single" w:color="000000" w:sz="4"/>
@@ -8963,7 +8963,7 @@
         </w:tc>
         <w:tc>
           <w:tcPr>
-            <w:tcW w:type="dxa" w:w="1330"/>
+            <w:tcW w:type="dxa" w:w="1148"/>
             <w:tcBorders>
               <w:top w:val="single" w:color="000000" w:sz="4"/>
               <w:left w:val="single" w:color="000000" w:sz="4"/>
@@ -8997,7 +8997,7 @@
         </w:tc>
         <w:tc>
           <w:tcPr>
-            <w:tcW w:type="dxa" w:w="1125"/>
+            <w:tcW w:type="dxa" w:w="1244"/>
             <w:tcBorders>
               <w:top w:val="single" w:color="000000" w:sz="4"/>
               <w:left w:val="single" w:color="000000" w:sz="4"/>
@@ -9031,7 +9031,7 @@
         </w:tc>
         <w:tc>
           <w:tcPr>
-            <w:tcW w:type="dxa" w:w="3171"/>
+            <w:tcW w:type="dxa" w:w="2967"/>
             <w:tcBorders>
               <w:top w:val="single" w:color="000000" w:sz="4"/>
               <w:left w:val="single" w:color="000000" w:sz="4"/>
@@ -13132,7 +13132,7 @@
           <w:sz w:val="20"/>
           <w:szCs w:val="20"/>
         </w:rPr>
-        <w:t xml:space="preserve">Nội lực cọc rất nhạy ở cọc governing.</w:t>
+        <w:t xml:space="preserve">Nội lực cọc rất nhạy ở cọc chi phối.</w:t>
       </w:r>
       <w:r>
         <w:rPr>
@@ -13203,7 +13203,7 @@
           <w:sz w:val="20"/>
           <w:szCs w:val="20"/>
         </w:rPr>
-        <w:t xml:space="preserve">Cọc governing </w:t>
+        <w:t xml:space="preserve">Cọc chi phối </w:t>
       </w:r>
       <w:r>
         <w:rPr>
@@ -13247,7 +13247,7 @@
           <w:sz w:val="20"/>
           <w:szCs w:val="20"/>
         </w:rPr>
-        <w:t xml:space="preserve">; ở bốn phương pháp, governing chuyển sang cọc thép số 140 tại hàng biên ngoài </w:t>
+        <w:t xml:space="preserve">; ở bốn phương pháp, cọc chi phối chuyển sang cọc thép số 140 tại hàng biên ngoài </w:t>
       </w:r>
       <w:r>
         <w:rPr>
@@ -13317,7 +13317,7 @@
           <w:sz w:val="20"/>
           <w:szCs w:val="20"/>
         </w:rPr>
-        <w:t xml:space="preserve"> theo bốn phương pháp đều nhỏ hơn nhiều — rút ngắn mạnh khoảng cách từ đỉnh đến điểm ngàm làm độ cứng ngang hiệu dụng của riêng cọc này tăng mạnh. Về mặt định tính, với một console lý tưởng độ cứng biến thiên theo bậc ba nghịch đảo với chiều dài làm việc (</w:t>
+        <w:t xml:space="preserve"> theo bốn phương pháp đều nhỏ hơn nhiều — rút ngắn mạnh khoảng cách từ đỉnh đến điểm ngàm làm độ cứng ngang hiệu dụng của riêng cọc này tăng mạnh. Về mặt định tính, với một công-xôn lý tưởng độ cứng biến thiên theo bậc ba nghịch đảo với chiều dài làm việc (</w:t>
       </w:r>
       <w:r>
         <w:rPr>
@@ -13501,7 +13501,7 @@
           <w:sz w:val="18"/>
           <w:szCs w:val="18"/>
         </w:rPr>
-        <w:t xml:space="preserve">Hình 4. Phân bố không gian của độ nhạy trên 178 cọc treatment**: (a) mặt bằng bố trí cọc, đánh dấu cọc governing (140); (b) chiều dài tính toán trung bình (4 phương pháp) theo vị trí cọc; (c) mô men lớn nhất và (d) lực cắt lớn nhất (giá trị lớn nhất trong 4 phương pháp) theo vị trí cọc — cho thấy độ nhạy tập trung rõ rệt tại hàng cọc biên.</w:t>
+        <w:t xml:space="preserve">Hình 4. Phân bố không gian của độ nhạy trên 178 cọc khảo sát**: (a) mặt bằng bố trí cọc, đánh dấu cọc chi phối (140); (b) chiều dài tính toán trung bình (4 phương pháp) theo vị trí cọc; (c) mô men lớn nhất và (d) lực cắt lớn nhất (giá trị lớn nhất trong 4 phương pháp) theo vị trí cọc — cho thấy độ nhạy tập trung rõ rệt tại hàng cọc biên.</w:t>
       </w:r>
     </w:p>
     <w:p>
